--- a/Documentation/Steaming_Dev_Gossip_Design_Process_Book.docx
+++ b/Documentation/Steaming_Dev_Gossip_Design_Process_Book.docx
@@ -15,6 +15,7 @@
       <w:r>
         <w:rPr>
           <w:rFonts w:ascii="Impact" w:hAnsi="Impact"/>
+          <w:noProof/>
           <w:color w:val="121214"/>
           <w:sz w:val="56"/>
         </w:rPr>
@@ -429,20 +430,57 @@
     </w:p>
     <w:p>
       <w:pPr>
-        <w:keepNext/>
-        <w:spacing w:before="480" w:after="160"/>
-        <w:rPr>
-          <w:rFonts w:ascii="TALERO" w:hAnsi="TALERO"/>
-        </w:rPr>
+        <w:pStyle w:val="Title2"/>
       </w:pPr>
       <w:r>
-        <w:rPr>
-          <w:rFonts w:ascii="TALERO" w:hAnsi="TALERO"/>
-          <w:color w:val="A855F7"/>
-          <w:sz w:val="48"/>
-        </w:rPr>
         <w:lastRenderedPageBreak/>
-        <w:t>02 / UI COMPONENT MAPPING</w:t>
+        <w:t>02 / Key Questions</w:t>
+      </w:r>
+    </w:p>
+    <w:p>
+      <w:pPr>
+        <w:pStyle w:val="Title2"/>
+      </w:pPr>
+      <w:r>
+        <w:t>03 / Process</w:t>
+      </w:r>
+    </w:p>
+    <w:p>
+      <w:pPr>
+        <w:pStyle w:val="Title2"/>
+      </w:pPr>
+      <w:r>
+        <w:t>04 / Dataset Summary</w:t>
+      </w:r>
+    </w:p>
+    <w:p>
+      <w:pPr>
+        <w:pStyle w:val="Title2"/>
+      </w:pPr>
+      <w:r>
+        <w:t xml:space="preserve">05 / Preprocessing </w:t>
+      </w:r>
+    </w:p>
+    <w:p>
+      <w:pPr>
+        <w:pStyle w:val="Title2"/>
+      </w:pPr>
+      <w:r>
+        <w:t>06 / EDA and Insights</w:t>
+      </w:r>
+    </w:p>
+    <w:p>
+      <w:pPr>
+        <w:pStyle w:val="Title2"/>
+      </w:pPr>
+      <w:r>
+        <w:t>0</w:t>
+      </w:r>
+      <w:r>
+        <w:t>7</w:t>
+      </w:r>
+      <w:r>
+        <w:t xml:space="preserve"> / UI COMPONENT MAPPING</w:t>
       </w:r>
     </w:p>
     <w:p>
@@ -566,6 +604,7 @@
           <w:rFonts w:ascii="TT Octosquares Trial" w:hAnsi="TT Octosquares Trial"/>
         </w:rPr>
       </w:pPr>
+      <w:proofErr w:type="gramStart"/>
       <w:r>
         <w:rPr>
           <w:rFonts w:ascii="Times New Roman" w:hAnsi="Times New Roman" w:cs="Times New Roman"/>
@@ -580,45 +619,103 @@
           <w:b/>
           <w:color w:val="A855F7"/>
         </w:rPr>
-        <w:t xml:space="preserve">  Taxonomy &amp; Tag Arrays: </w:t>
+        <w:t xml:space="preserve">  Taxonomy</w:t>
+      </w:r>
+      <w:proofErr w:type="gramEnd"/>
+      <w:r>
+        <w:rPr>
+          <w:rFonts w:ascii="TT Octosquares Trial" w:hAnsi="TT Octosquares Trial"/>
+          <w:b/>
+          <w:color w:val="A855F7"/>
+        </w:rPr>
+        <w:t xml:space="preserve"> &amp; Tag Arrays</w:t>
+      </w:r>
+      <w:proofErr w:type="gramStart"/>
+      <w:r>
+        <w:rPr>
+          <w:rFonts w:ascii="TT Octosquares Trial" w:hAnsi="TT Octosquares Trial"/>
+          <w:b/>
+          <w:color w:val="A855F7"/>
+        </w:rPr>
+        <w:t xml:space="preserve">: </w:t>
       </w:r>
       <w:r>
         <w:rPr>
           <w:rFonts w:ascii="TT Octosquares Trial" w:hAnsi="TT Octosquares Trial"/>
           <w:color w:val="27272A"/>
         </w:rPr>
-        <w:t xml:space="preserve"> Uses distinct capsule design treatments for genres and player tags, offering intuitive visual anchors for taxonomy discovery.</w:t>
+        <w:t xml:space="preserve"> Uses</w:t>
       </w:r>
-    </w:p>
-    <w:p>
-      <w:pPr>
-        <w:spacing w:after="240"/>
-      </w:pPr>
+      <w:proofErr w:type="gramEnd"/>
+      <w:r>
+        <w:rPr>
+          <w:rFonts w:ascii="TT Octosquares Trial" w:hAnsi="TT Octosquares Trial"/>
+          <w:color w:val="27272A"/>
+        </w:rPr>
+        <w:t xml:space="preserve"> distinct capsule design treatments for genres and player tags, offering intuitive visual anchors for taxonomy discovery.</w:t>
+      </w:r>
     </w:p>
     <w:p>
       <w:pPr>
         <w:pStyle w:val="Title2"/>
       </w:pPr>
       <w:r>
-        <w:t>03 / INTERFACE WIREFRAMES</w:t>
+        <w:lastRenderedPageBreak/>
+        <w:t>0</w:t>
+      </w:r>
+      <w:r>
+        <w:t xml:space="preserve">8 </w:t>
+      </w:r>
+      <w:r>
+        <w:t>/ INTERFACE WIREFRAMES</w:t>
       </w:r>
     </w:p>
     <w:p>
       <w:pPr>
-        <w:keepNext/>
-        <w:spacing w:before="480" w:after="160"/>
-        <w:rPr>
-          <w:rFonts w:ascii="TALERO" w:hAnsi="TALERO"/>
-        </w:rPr>
+        <w:pStyle w:val="Title2"/>
       </w:pPr>
       <w:r>
+        <w:t xml:space="preserve">09 / Final Visualizations </w:t>
+      </w:r>
+    </w:p>
+    <w:p>
+      <w:pPr>
+        <w:pStyle w:val="Title2"/>
+      </w:pPr>
+      <w:r>
+        <w:t xml:space="preserve">10 / Challenges </w:t>
+      </w:r>
+    </w:p>
+    <w:p>
+      <w:pPr>
+        <w:pStyle w:val="Title2"/>
+      </w:pPr>
+      <w:r>
+        <w:t xml:space="preserve">11 / Peer Assessment </w:t>
+      </w:r>
+    </w:p>
+    <w:p>
+      <w:pPr>
+        <w:pStyle w:val="Title2"/>
+      </w:pPr>
+      <w:r>
+        <w:t>1</w:t>
+      </w:r>
+      <w:r>
+        <w:t>2</w:t>
+      </w:r>
+      <w:r>
+        <w:t xml:space="preserve"> / Final Reflections</w:t>
+      </w:r>
+    </w:p>
+    <w:p>
+      <w:pPr>
         <w:rPr>
-          <w:rFonts w:ascii="TALERO" w:hAnsi="TALERO"/>
+          <w:rFonts w:ascii="Calibri" w:hAnsi="Calibri" w:cs="Calibri"/>
           <w:color w:val="A855F7"/>
           <w:sz w:val="48"/>
         </w:rPr>
-        <w:t>04 / PRODUCTION SPECIFICATIONS</w:t>
-      </w:r>
+      </w:pPr>
     </w:p>
     <w:p/>
     <w:sectPr>

--- a/Documentation/Steaming_Dev_Gossip_Design_Process_Book.docx
+++ b/Documentation/Steaming_Dev_Gossip_Design_Process_Book.docx
@@ -237,7 +237,7 @@
                 <w:color w:val="3F3F46"/>
                 <w:sz w:val="20"/>
               </w:rPr>
-              <w:t>Deep Charcoal Backdrops (#121214), Vivid Cyber Purple (#A855F7), Slate Accents</w:t>
+              <w:t>Colors ?</w:t>
             </w:r>
           </w:p>
         </w:tc>
@@ -294,10 +294,8 @@
             <w:r>
               <w:rPr>
                 <w:rFonts w:ascii="TT Octosquares Trial" w:hAnsi="TT Octosquares Trial"/>
-                <w:color w:val="3F3F46"/>
-                <w:sz w:val="20"/>
               </w:rPr>
-              <w:t>Impact (Headers / Displays), Segoe UI (Clean User Interface Data)</w:t>
+              <w:t>Input font names</w:t>
             </w:r>
           </w:p>
         </w:tc>
@@ -357,7 +355,7 @@
                 <w:color w:val="3F3F46"/>
                 <w:sz w:val="20"/>
               </w:rPr>
-              <w:t>Card-based containment blocks with explicit, uppercase category tags</w:t>
+              <w:t>Blabla</w:t>
             </w:r>
           </w:p>
         </w:tc>
@@ -490,78 +488,11 @@
           <w:rFonts w:ascii="TT Octosquares Trial" w:hAnsi="TT Octosquares Trial"/>
         </w:rPr>
       </w:pPr>
-      <w:proofErr w:type="spellStart"/>
       <w:r>
         <w:rPr>
           <w:rFonts w:ascii="TT Octosquares Trial" w:hAnsi="TT Octosquares Trial"/>
         </w:rPr>
-        <w:t>Blablablabla</w:t>
-      </w:r>
-      <w:proofErr w:type="spellEnd"/>
-      <w:r>
-        <w:rPr>
-          <w:rFonts w:ascii="TT Octosquares Trial" w:hAnsi="TT Octosquares Trial"/>
-        </w:rPr>
-        <w:t>:</w:t>
-      </w:r>
-    </w:p>
-    <w:p>
-      <w:pPr>
-        <w:spacing w:after="80"/>
-        <w:ind w:left="360"/>
-        <w:rPr>
-          <w:rFonts w:ascii="TT Octosquares Trial" w:hAnsi="TT Octosquares Trial"/>
-        </w:rPr>
-      </w:pPr>
-      <w:proofErr w:type="gramStart"/>
-      <w:r>
-        <w:rPr>
-          <w:rFonts w:ascii="Times New Roman" w:hAnsi="Times New Roman" w:cs="Times New Roman"/>
-          <w:b/>
-          <w:color w:val="A855F7"/>
-        </w:rPr>
-        <w:t>▪</w:t>
-      </w:r>
-      <w:r>
-        <w:rPr>
-          <w:rFonts w:ascii="TT Octosquares Trial" w:hAnsi="TT Octosquares Trial"/>
-          <w:b/>
-          <w:color w:val="A855F7"/>
-        </w:rPr>
-        <w:t xml:space="preserve">  Pricing</w:t>
-      </w:r>
-      <w:proofErr w:type="gramEnd"/>
-      <w:r>
-        <w:rPr>
-          <w:rFonts w:ascii="TT Octosquares Trial" w:hAnsi="TT Octosquares Trial"/>
-          <w:b/>
-          <w:color w:val="A855F7"/>
-        </w:rPr>
-        <w:t xml:space="preserve"> &amp; Content Tracker</w:t>
-      </w:r>
-      <w:proofErr w:type="gramStart"/>
-      <w:r>
-        <w:rPr>
-          <w:rFonts w:ascii="TT Octosquares Trial" w:hAnsi="TT Octosquares Trial"/>
-          <w:b/>
-          <w:color w:val="A855F7"/>
-        </w:rPr>
-        <w:t xml:space="preserve">: </w:t>
-      </w:r>
-      <w:r>
-        <w:rPr>
-          <w:rFonts w:ascii="TT Octosquares Trial" w:hAnsi="TT Octosquares Trial"/>
-          <w:color w:val="27272A"/>
-        </w:rPr>
-        <w:t xml:space="preserve"> Captures</w:t>
-      </w:r>
-      <w:proofErr w:type="gramEnd"/>
-      <w:r>
-        <w:rPr>
-          <w:rFonts w:ascii="TT Octosquares Trial" w:hAnsi="TT Octosquares Trial"/>
-          <w:color w:val="27272A"/>
-        </w:rPr>
-        <w:t xml:space="preserve"> monetization values, downloadable content (DLC) counts, and user achievements using bold, vibrant typography to assist scannability.</w:t>
+        <w:t>Blablablabla:</w:t>
       </w:r>
     </w:p>
     <w:p>
@@ -586,14 +517,15 @@
           <w:b/>
           <w:color w:val="A855F7"/>
         </w:rPr>
-        <w:t xml:space="preserve">  Community Metrics Matrix: </w:t>
+        <w:t xml:space="preserve"> </w:t>
       </w:r>
       <w:r>
         <w:rPr>
           <w:rFonts w:ascii="TT Octosquares Trial" w:hAnsi="TT Octosquares Trial"/>
-          <w:color w:val="27272A"/>
+          <w:b/>
+          <w:color w:val="A855F7"/>
         </w:rPr>
-        <w:t xml:space="preserve"> Aggregates massive analytical datasets including positive/negative review ratios, peak active concurrent users, and player recommendation volume.</w:t>
+        <w:t>Game Data Card:</w:t>
       </w:r>
     </w:p>
     <w:p>
@@ -604,7 +536,6 @@
           <w:rFonts w:ascii="TT Octosquares Trial" w:hAnsi="TT Octosquares Trial"/>
         </w:rPr>
       </w:pPr>
-      <w:proofErr w:type="gramStart"/>
       <w:r>
         <w:rPr>
           <w:rFonts w:ascii="Times New Roman" w:hAnsi="Times New Roman" w:cs="Times New Roman"/>
@@ -619,40 +550,48 @@
           <w:b/>
           <w:color w:val="A855F7"/>
         </w:rPr>
-        <w:t xml:space="preserve">  Taxonomy</w:t>
+        <w:t xml:space="preserve"> </w:t>
       </w:r>
-      <w:proofErr w:type="gramEnd"/>
       <w:r>
         <w:rPr>
           <w:rFonts w:ascii="TT Octosquares Trial" w:hAnsi="TT Octosquares Trial"/>
           <w:b/>
           <w:color w:val="A855F7"/>
         </w:rPr>
-        <w:t xml:space="preserve"> &amp; Tag Arrays</w:t>
+        <w:t>Game/Genre Comparisons:</w:t>
       </w:r>
-      <w:proofErr w:type="gramStart"/>
+    </w:p>
+    <w:p>
+      <w:pPr>
+        <w:spacing w:after="80"/>
+        <w:ind w:left="360"/>
+        <w:rPr>
+          <w:rFonts w:ascii="TT Octosquares Trial" w:hAnsi="TT Octosquares Trial"/>
+        </w:rPr>
+      </w:pPr>
+      <w:r>
+        <w:rPr>
+          <w:rFonts w:ascii="Times New Roman" w:hAnsi="Times New Roman" w:cs="Times New Roman"/>
+          <w:b/>
+          <w:color w:val="A855F7"/>
+        </w:rPr>
+        <w:t>▪</w:t>
+      </w:r>
       <w:r>
         <w:rPr>
           <w:rFonts w:ascii="TT Octosquares Trial" w:hAnsi="TT Octosquares Trial"/>
           <w:b/>
           <w:color w:val="A855F7"/>
         </w:rPr>
-        <w:t xml:space="preserve">: </w:t>
+        <w:t xml:space="preserve"> </w:t>
       </w:r>
       <w:r>
         <w:rPr>
           <w:rFonts w:ascii="TT Octosquares Trial" w:hAnsi="TT Octosquares Trial"/>
-          <w:color w:val="27272A"/>
+          <w:b/>
+          <w:color w:val="A855F7"/>
         </w:rPr>
-        <w:t xml:space="preserve"> Uses</w:t>
-      </w:r>
-      <w:proofErr w:type="gramEnd"/>
-      <w:r>
-        <w:rPr>
-          <w:rFonts w:ascii="TT Octosquares Trial" w:hAnsi="TT Octosquares Trial"/>
-          <w:color w:val="27272A"/>
-        </w:rPr>
-        <w:t xml:space="preserve"> distinct capsule design treatments for genres and player tags, offering intuitive visual anchors for taxonomy discovery.</w:t>
+        <w:t>Genre Release History:</w:t>
       </w:r>
     </w:p>
     <w:p>
@@ -699,13 +638,7 @@
         <w:pStyle w:val="Title2"/>
       </w:pPr>
       <w:r>
-        <w:t>1</w:t>
-      </w:r>
-      <w:r>
-        <w:t>2</w:t>
-      </w:r>
-      <w:r>
-        <w:t xml:space="preserve"> / Final Reflections</w:t>
+        <w:t>12 / Final Reflections</w:t>
       </w:r>
     </w:p>
     <w:p>
@@ -764,23 +697,13 @@
         <w:rFonts w:ascii="TT Octosquares Trial" w:hAnsi="TT Octosquares Trial"/>
       </w:rPr>
     </w:pPr>
-    <w:proofErr w:type="spellStart"/>
     <w:r>
       <w:rPr>
         <w:rFonts w:ascii="TT Octosquares Trial" w:hAnsi="TT Octosquares Trial"/>
         <w:color w:val="A1A1AA"/>
         <w:sz w:val="18"/>
       </w:rPr>
-      <w:t>STEAMing</w:t>
-    </w:r>
-    <w:proofErr w:type="spellEnd"/>
-    <w:r>
-      <w:rPr>
-        <w:rFonts w:ascii="TT Octosquares Trial" w:hAnsi="TT Octosquares Trial"/>
-        <w:color w:val="A1A1AA"/>
-        <w:sz w:val="18"/>
-      </w:rPr>
-      <w:t xml:space="preserve"> DEV GOSSIP - Web Design Process Book | Page </w:t>
+      <w:t xml:space="preserve">STEAMing DEV GOSSIP - Web Design Process Book | Page </w:t>
     </w:r>
     <w:r>
       <w:rPr>
